--- a/lien.docx
+++ b/lien.docx
@@ -3,16 +3,832 @@
 <w:document xmlns:wpc="http://schemas.microsoft.com/office/word/2010/wordprocessingCanvas" xmlns:cx="http://schemas.microsoft.com/office/drawing/2014/chartex" xmlns:cx1="http://schemas.microsoft.com/office/drawing/2015/9/8/chartex" xmlns:cx2="http://schemas.microsoft.com/office/drawing/2015/10/21/chartex" xmlns:cx3="http://schemas.microsoft.com/office/drawing/2016/5/9/chartex" xmlns:cx4="http://schemas.microsoft.com/office/drawing/2016/5/10/chartex" xmlns:cx5="http://schemas.microsoft.com/office/drawing/2016/5/11/chartex" xmlns:cx6="http://schemas.microsoft.com/office/drawing/2016/5/12/chartex" xmlns:cx7="http://schemas.microsoft.com/office/drawing/2016/5/13/chartex" xmlns:cx8="http://schemas.microsoft.com/office/drawing/2016/5/14/chartex" xmlns:mc="http://schemas.openxmlformats.org/markup-compatibility/2006" xmlns:aink="http://schemas.microsoft.com/office/drawing/2016/ink" xmlns:am3d="http://schemas.microsoft.com/office/drawing/2017/model3d" xmlns:o="urn:schemas-microsoft-com:office:office" xmlns:oel="http://schemas.microsoft.com/office/2019/extlst" xmlns:r="http://schemas.openxmlformats.org/officeDocument/2006/relationships" xmlns:m="http://schemas.openxmlformats.org/officeDocument/2006/math" xmlns:v="urn:schemas-microsoft-com:vml" xmlns:wp14="http://schemas.microsoft.com/office/word/2010/wordprocessingDrawing" xmlns:wp="http://schemas.openxmlformats.org/drawingml/2006/wordprocessingDrawing" xmlns:w10="urn:schemas-microsoft-com:office:word" xmlns:w="http://schemas.openxmlformats.org/wordprocessingml/2006/main" xmlns:w14="http://schemas.microsoft.com/office/word/2010/wordml" xmlns:w15="http://schemas.microsoft.com/office/word/2012/wordml" xmlns:w16cex="http://schemas.microsoft.com/office/word/2018/wordml/cex" xmlns:w16cid="http://schemas.microsoft.com/office/word/2016/wordml/cid" xmlns:w16="http://schemas.microsoft.com/office/word/2018/wordml" xmlns:w16du="http://schemas.microsoft.com/office/word/2023/wordml/word16du" xmlns:w16sdtdh="http://schemas.microsoft.com/office/word/2020/wordml/sdtdatahash" xmlns:w16sdtfl="http://schemas.microsoft.com/office/word/2024/wordml/sdtformatlock" xmlns:w16se="http://schemas.microsoft.com/office/word/2015/wordml/symex" xmlns:wpg="http://schemas.microsoft.com/office/word/2010/wordprocessingGroup" xmlns:wpi="http://schemas.microsoft.com/office/word/2010/wordprocessingInk" xmlns:wne="http://schemas.microsoft.com/office/word/2006/wordml" xmlns:wps="http://schemas.microsoft.com/office/word/2010/wordprocessingShape" mc:Ignorable="w14 w15 w16se w16cid w16 w16cex w16sdtdh w16sdtfl w16du wp14">
   <w:body>
     <w:p>
-      <w:hyperlink r:id="rId4" w:history="1">
-        <w:r>
-          <w:rPr>
-            <w:rStyle w:val="Lienhypertexte"/>
-          </w:rPr>
-          <w:t>https://github.com/Djoko1234/dbs-dataverify</w:t>
-        </w:r>
-      </w:hyperlink>
+      <w:r>
+        <w:fldChar w:fldCharType="begin"/>
+      </w:r>
+      <w:r>
+        <w:instrText>HYPERLINK "https://github.com/Djoko1234/dbs-dataverify"</w:instrText>
+      </w:r>
+      <w:r>
+        <w:fldChar w:fldCharType="separate"/>
+      </w:r>
+      <w:r>
+        <w:rPr>
+          <w:rStyle w:val="Lienhypertexte"/>
+        </w:rPr>
+        <w:t>https://github.com/Djoko1234/dbs-dataverify</w:t>
+      </w:r>
+      <w:r>
+        <w:fldChar w:fldCharType="end"/>
+      </w:r>
+    </w:p>
+    <w:p>
+      <w:r>
+        <w:t xml:space="preserve"> mise </w:t>
+      </w:r>
+      <w:proofErr w:type="spellStart"/>
+      <w:r>
+        <w:t>a</w:t>
+      </w:r>
+      <w:proofErr w:type="spellEnd"/>
+      <w:r>
+        <w:t xml:space="preserve"> jour </w:t>
+      </w:r>
+    </w:p>
+    <w:p>
+      <w:pPr>
+        <w:rPr>
+          <w:lang w:val="en-US"/>
+        </w:rPr>
+      </w:pPr>
+      <w:r>
+        <w:rPr>
+          <w:lang w:val="en-US"/>
+        </w:rPr>
+        <w:t>Windows PowerShell</w:t>
+      </w:r>
+    </w:p>
+    <w:p>
+      <w:r>
+        <w:rPr>
+          <w:lang w:val="en-US"/>
+        </w:rPr>
+        <w:t xml:space="preserve">Copyright (C) Microsoft Corporation. </w:t>
+      </w:r>
+      <w:r>
+        <w:t>Tous droits réservés.</w:t>
+      </w:r>
     </w:p>
     <w:p/>
+    <w:p>
+      <w:r>
+        <w:t>Installez la dernière version de PowerShell pour de nouvelles fonctionnalités et améliorations ! https://aka.ms/PSWindows</w:t>
+      </w:r>
+    </w:p>
+    <w:p/>
+    <w:p>
+      <w:pPr>
+        <w:rPr>
+          <w:lang w:val="en-US"/>
+        </w:rPr>
+      </w:pPr>
+      <w:r>
+        <w:rPr>
+          <w:lang w:val="en-US"/>
+        </w:rPr>
+        <w:t>PS C:\Users\STEVE DJOKO&gt; cd "C:\Users\STEVE DJOKO\</w:t>
+      </w:r>
+      <w:proofErr w:type="spellStart"/>
+      <w:r>
+        <w:rPr>
+          <w:lang w:val="en-US"/>
+        </w:rPr>
+        <w:t>dbs-dataverify</w:t>
+      </w:r>
+      <w:proofErr w:type="spellEnd"/>
+      <w:r>
+        <w:rPr>
+          <w:lang w:val="en-US"/>
+        </w:rPr>
+        <w:t>"</w:t>
+      </w:r>
+    </w:p>
+    <w:p>
+      <w:pPr>
+        <w:rPr>
+          <w:lang w:val="en-US"/>
+        </w:rPr>
+      </w:pPr>
+      <w:r>
+        <w:rPr>
+          <w:lang w:val="en-US"/>
+        </w:rPr>
+        <w:t>PS C:\Users\STEVE DJOKO\</w:t>
+      </w:r>
+      <w:proofErr w:type="spellStart"/>
+      <w:r>
+        <w:rPr>
+          <w:lang w:val="en-US"/>
+        </w:rPr>
+        <w:t>dbs-dataverify</w:t>
+      </w:r>
+      <w:proofErr w:type="spellEnd"/>
+      <w:r>
+        <w:rPr>
+          <w:lang w:val="en-US"/>
+        </w:rPr>
+        <w:t xml:space="preserve">&gt; </w:t>
+      </w:r>
+      <w:proofErr w:type="spellStart"/>
+      <w:r>
+        <w:rPr>
+          <w:lang w:val="en-US"/>
+        </w:rPr>
+        <w:t>dir</w:t>
+      </w:r>
+      <w:proofErr w:type="spellEnd"/>
+    </w:p>
+    <w:p>
+      <w:pPr>
+        <w:rPr>
+          <w:lang w:val="en-US"/>
+        </w:rPr>
+      </w:pPr>
+    </w:p>
+    <w:p>
+      <w:pPr>
+        <w:rPr>
+          <w:lang w:val="en-US"/>
+        </w:rPr>
+      </w:pPr>
+    </w:p>
+    <w:p>
+      <w:pPr>
+        <w:rPr>
+          <w:lang w:val="en-US"/>
+        </w:rPr>
+      </w:pPr>
+      <w:r>
+        <w:rPr>
+          <w:lang w:val="en-US"/>
+        </w:rPr>
+        <w:t xml:space="preserve">    </w:t>
+      </w:r>
+      <w:proofErr w:type="spellStart"/>
+      <w:r>
+        <w:rPr>
+          <w:lang w:val="en-US"/>
+        </w:rPr>
+        <w:t>Répertoire</w:t>
+      </w:r>
+      <w:proofErr w:type="spellEnd"/>
+      <w:r>
+        <w:rPr>
+          <w:lang w:val="en-US"/>
+        </w:rPr>
+        <w:t> : C:\Users\STEVE DJOKO\</w:t>
+      </w:r>
+      <w:proofErr w:type="spellStart"/>
+      <w:r>
+        <w:rPr>
+          <w:lang w:val="en-US"/>
+        </w:rPr>
+        <w:t>dbs-dataverify</w:t>
+      </w:r>
+      <w:proofErr w:type="spellEnd"/>
+    </w:p>
+    <w:p>
+      <w:pPr>
+        <w:rPr>
+          <w:lang w:val="en-US"/>
+        </w:rPr>
+      </w:pPr>
+    </w:p>
+    <w:p>
+      <w:pPr>
+        <w:rPr>
+          <w:lang w:val="en-US"/>
+        </w:rPr>
+      </w:pPr>
+    </w:p>
+    <w:p>
+      <w:r>
+        <w:t xml:space="preserve">Mode                 </w:t>
+      </w:r>
+      <w:proofErr w:type="spellStart"/>
+      <w:r>
+        <w:t>LastWriteTime</w:t>
+      </w:r>
+      <w:proofErr w:type="spellEnd"/>
+      <w:r>
+        <w:t xml:space="preserve">         </w:t>
+      </w:r>
+      <w:proofErr w:type="spellStart"/>
+      <w:r>
+        <w:t>Length</w:t>
+      </w:r>
+      <w:proofErr w:type="spellEnd"/>
+      <w:r>
+        <w:t xml:space="preserve"> Name</w:t>
+      </w:r>
+    </w:p>
+    <w:p>
+      <w:r>
+        <w:t>----                 -------------         ------ ----</w:t>
+      </w:r>
+    </w:p>
+    <w:p>
+      <w:r>
+        <w:t xml:space="preserve">d-----        25/06/2026     05:41                </w:t>
+      </w:r>
+      <w:proofErr w:type="spellStart"/>
+      <w:r>
+        <w:t>etape</w:t>
+      </w:r>
+      <w:proofErr w:type="spellEnd"/>
+      <w:r>
+        <w:t xml:space="preserve"> de mise en place git up</w:t>
+      </w:r>
+    </w:p>
+    <w:p>
+      <w:pPr>
+        <w:rPr>
+          <w:lang w:val="en-US"/>
+        </w:rPr>
+      </w:pPr>
+      <w:r>
+        <w:rPr>
+          <w:lang w:val="en-US"/>
+        </w:rPr>
+        <w:t>-a----        25/06/2026     10:58         134219 index.html</w:t>
+      </w:r>
+    </w:p>
+    <w:p>
+      <w:pPr>
+        <w:rPr>
+          <w:lang w:val="en-US"/>
+        </w:rPr>
+      </w:pPr>
+      <w:r>
+        <w:rPr>
+          <w:lang w:val="en-US"/>
+        </w:rPr>
+        <w:t>-a----        24/06/2026     13:17          13602 lien oked.docx</w:t>
+      </w:r>
+    </w:p>
+    <w:p>
+      <w:r>
+        <w:t>-a----        24/06/2026     12:57          13596 lien.docx</w:t>
+      </w:r>
+    </w:p>
+    <w:p>
+      <w:r>
+        <w:t>-a----        25/06/2026     05:40          17358 mise en place.txt</w:t>
+      </w:r>
+    </w:p>
+    <w:p>
+      <w:pPr>
+        <w:rPr>
+          <w:lang w:val="en-US"/>
+        </w:rPr>
+      </w:pPr>
+      <w:r>
+        <w:rPr>
+          <w:lang w:val="en-US"/>
+        </w:rPr>
+        <w:t>-a----        24/06/2026     14:28         109644 script index final.txt</w:t>
+      </w:r>
+    </w:p>
+    <w:p>
+      <w:pPr>
+        <w:rPr>
+          <w:lang w:val="en-US"/>
+        </w:rPr>
+      </w:pPr>
+      <w:r>
+        <w:rPr>
+          <w:lang w:val="en-US"/>
+        </w:rPr>
+        <w:t>-a----        24/06/2026     14:30         108811 script index.txt</w:t>
+      </w:r>
+    </w:p>
+    <w:p>
+      <w:pPr>
+        <w:rPr>
+          <w:lang w:val="en-US"/>
+        </w:rPr>
+      </w:pPr>
+    </w:p>
+    <w:p>
+      <w:pPr>
+        <w:rPr>
+          <w:lang w:val="en-US"/>
+        </w:rPr>
+      </w:pPr>
+    </w:p>
+    <w:p>
+      <w:pPr>
+        <w:rPr>
+          <w:lang w:val="en-US"/>
+        </w:rPr>
+      </w:pPr>
+      <w:r>
+        <w:rPr>
+          <w:lang w:val="en-US"/>
+        </w:rPr>
+        <w:t>PS C:\Users\STEVE DJOKO\</w:t>
+      </w:r>
+      <w:proofErr w:type="spellStart"/>
+      <w:r>
+        <w:rPr>
+          <w:lang w:val="en-US"/>
+        </w:rPr>
+        <w:t>dbs-dataverify</w:t>
+      </w:r>
+      <w:proofErr w:type="spellEnd"/>
+      <w:r>
+        <w:rPr>
+          <w:lang w:val="en-US"/>
+        </w:rPr>
+        <w:t xml:space="preserve">&gt; git </w:t>
+      </w:r>
+      <w:proofErr w:type="spellStart"/>
+      <w:r>
+        <w:rPr>
+          <w:lang w:val="en-US"/>
+        </w:rPr>
+        <w:t>init</w:t>
+      </w:r>
+      <w:proofErr w:type="spellEnd"/>
+    </w:p>
+    <w:p>
+      <w:pPr>
+        <w:rPr>
+          <w:lang w:val="en-US"/>
+        </w:rPr>
+      </w:pPr>
+      <w:r>
+        <w:rPr>
+          <w:lang w:val="en-US"/>
+        </w:rPr>
+        <w:t>Reinitialized existing Git repository in C:/Users/STEVE DJOKO/</w:t>
+      </w:r>
+      <w:proofErr w:type="spellStart"/>
+      <w:r>
+        <w:rPr>
+          <w:lang w:val="en-US"/>
+        </w:rPr>
+        <w:t>dbs-dataverify</w:t>
+      </w:r>
+      <w:proofErr w:type="spellEnd"/>
+      <w:r>
+        <w:rPr>
+          <w:lang w:val="en-US"/>
+        </w:rPr>
+        <w:t>/.git/</w:t>
+      </w:r>
+    </w:p>
+    <w:p>
+      <w:pPr>
+        <w:rPr>
+          <w:lang w:val="en-US"/>
+        </w:rPr>
+      </w:pPr>
+      <w:r>
+        <w:rPr>
+          <w:lang w:val="en-US"/>
+        </w:rPr>
+        <w:t>PS C:\Users\STEVE DJOKO\</w:t>
+      </w:r>
+      <w:proofErr w:type="spellStart"/>
+      <w:r>
+        <w:rPr>
+          <w:lang w:val="en-US"/>
+        </w:rPr>
+        <w:t>dbs-dataverify</w:t>
+      </w:r>
+      <w:proofErr w:type="spellEnd"/>
+      <w:r>
+        <w:rPr>
+          <w:lang w:val="en-US"/>
+        </w:rPr>
+        <w:t>&gt; git add .</w:t>
+      </w:r>
+    </w:p>
+    <w:p>
+      <w:pPr>
+        <w:rPr>
+          <w:lang w:val="en-US"/>
+        </w:rPr>
+      </w:pPr>
+      <w:r>
+        <w:rPr>
+          <w:lang w:val="en-US"/>
+        </w:rPr>
+        <w:t>warning: in the working copy of 'index.html', LF will be replaced by CRLF the next time Git touches it</w:t>
+      </w:r>
+    </w:p>
+    <w:p>
+      <w:pPr>
+        <w:rPr>
+          <w:lang w:val="en-US"/>
+        </w:rPr>
+      </w:pPr>
+      <w:r>
+        <w:rPr>
+          <w:lang w:val="en-US"/>
+        </w:rPr>
+        <w:t>PS C:\Users\STEVE DJOKO\</w:t>
+      </w:r>
+      <w:proofErr w:type="spellStart"/>
+      <w:r>
+        <w:rPr>
+          <w:lang w:val="en-US"/>
+        </w:rPr>
+        <w:t>dbs-dataverify</w:t>
+      </w:r>
+      <w:proofErr w:type="spellEnd"/>
+      <w:r>
+        <w:rPr>
+          <w:lang w:val="en-US"/>
+        </w:rPr>
+        <w:t>&gt; git commit -m "DBS DataVerify v3.0"</w:t>
+      </w:r>
+    </w:p>
+    <w:p>
+      <w:pPr>
+        <w:rPr>
+          <w:lang w:val="en-US"/>
+        </w:rPr>
+      </w:pPr>
+      <w:r>
+        <w:rPr>
+          <w:lang w:val="en-US"/>
+        </w:rPr>
+        <w:lastRenderedPageBreak/>
+        <w:t>[main 39b5aca] DBS DataVerify v3.0</w:t>
+      </w:r>
+    </w:p>
+    <w:p>
+      <w:r>
+        <w:rPr>
+          <w:lang w:val="en-US"/>
+        </w:rPr>
+        <w:t xml:space="preserve"> </w:t>
+      </w:r>
+      <w:r>
+        <w:t xml:space="preserve">7 files </w:t>
+      </w:r>
+      <w:proofErr w:type="spellStart"/>
+      <w:r>
+        <w:t>changed</w:t>
+      </w:r>
+      <w:proofErr w:type="spellEnd"/>
+      <w:r>
+        <w:t xml:space="preserve">, 4195 insertions(+), 134 </w:t>
+      </w:r>
+      <w:proofErr w:type="spellStart"/>
+      <w:r>
+        <w:t>deletions</w:t>
+      </w:r>
+      <w:proofErr w:type="spellEnd"/>
+      <w:r>
+        <w:t>(-)</w:t>
+      </w:r>
+    </w:p>
+    <w:p>
+      <w:r>
+        <w:t xml:space="preserve"> </w:t>
+      </w:r>
+      <w:proofErr w:type="spellStart"/>
+      <w:r>
+        <w:t>create</w:t>
+      </w:r>
+      <w:proofErr w:type="spellEnd"/>
+      <w:r>
+        <w:t xml:space="preserve"> mode 100644 </w:t>
+      </w:r>
+      <w:proofErr w:type="spellStart"/>
+      <w:r>
+        <w:t>etape</w:t>
+      </w:r>
+      <w:proofErr w:type="spellEnd"/>
+      <w:r>
+        <w:t xml:space="preserve"> de mise en place git up/guide.docx</w:t>
+      </w:r>
+    </w:p>
+    <w:p>
+      <w:r>
+        <w:t xml:space="preserve"> </w:t>
+      </w:r>
+      <w:proofErr w:type="spellStart"/>
+      <w:r>
+        <w:t>create</w:t>
+      </w:r>
+      <w:proofErr w:type="spellEnd"/>
+      <w:r>
+        <w:t xml:space="preserve"> mode 100644 lien oked.docx</w:t>
+      </w:r>
+    </w:p>
+    <w:p>
+      <w:r>
+        <w:t xml:space="preserve"> </w:t>
+      </w:r>
+      <w:proofErr w:type="spellStart"/>
+      <w:r>
+        <w:t>create</w:t>
+      </w:r>
+      <w:proofErr w:type="spellEnd"/>
+      <w:r>
+        <w:t xml:space="preserve"> mode 100644 lien.docx</w:t>
+      </w:r>
+    </w:p>
+    <w:p>
+      <w:r>
+        <w:t xml:space="preserve"> </w:t>
+      </w:r>
+      <w:proofErr w:type="spellStart"/>
+      <w:r>
+        <w:t>create</w:t>
+      </w:r>
+      <w:proofErr w:type="spellEnd"/>
+      <w:r>
+        <w:t xml:space="preserve"> mode 100644 mise en place.txt</w:t>
+      </w:r>
+    </w:p>
+    <w:p>
+      <w:pPr>
+        <w:rPr>
+          <w:lang w:val="en-US"/>
+        </w:rPr>
+      </w:pPr>
+      <w:r>
+        <w:t xml:space="preserve"> </w:t>
+      </w:r>
+      <w:r>
+        <w:rPr>
+          <w:lang w:val="en-US"/>
+        </w:rPr>
+        <w:t>create mode 100644 script index final.txt</w:t>
+      </w:r>
+    </w:p>
+    <w:p>
+      <w:pPr>
+        <w:rPr>
+          <w:lang w:val="en-US"/>
+        </w:rPr>
+      </w:pPr>
+      <w:r>
+        <w:rPr>
+          <w:lang w:val="en-US"/>
+        </w:rPr>
+        <w:t xml:space="preserve"> create mode 100644 script index.txt</w:t>
+      </w:r>
+    </w:p>
+    <w:p>
+      <w:pPr>
+        <w:rPr>
+          <w:lang w:val="en-US"/>
+        </w:rPr>
+      </w:pPr>
+      <w:r>
+        <w:rPr>
+          <w:lang w:val="en-US"/>
+        </w:rPr>
+        <w:t>PS C:\Users\STEVE DJOKO\</w:t>
+      </w:r>
+      <w:proofErr w:type="spellStart"/>
+      <w:r>
+        <w:rPr>
+          <w:lang w:val="en-US"/>
+        </w:rPr>
+        <w:t>dbs-dataverify</w:t>
+      </w:r>
+      <w:proofErr w:type="spellEnd"/>
+      <w:r>
+        <w:rPr>
+          <w:lang w:val="en-US"/>
+        </w:rPr>
+        <w:t>&gt; git branch -M main</w:t>
+      </w:r>
+    </w:p>
+    <w:p>
+      <w:pPr>
+        <w:rPr>
+          <w:lang w:val="en-US"/>
+        </w:rPr>
+      </w:pPr>
+      <w:r>
+        <w:rPr>
+          <w:lang w:val="en-US"/>
+        </w:rPr>
+        <w:t>PS C:\Users\STEVE DJOKO\</w:t>
+      </w:r>
+      <w:proofErr w:type="spellStart"/>
+      <w:r>
+        <w:rPr>
+          <w:lang w:val="en-US"/>
+        </w:rPr>
+        <w:t>dbs-dataverify</w:t>
+      </w:r>
+      <w:proofErr w:type="spellEnd"/>
+      <w:r>
+        <w:rPr>
+          <w:lang w:val="en-US"/>
+        </w:rPr>
+        <w:t>&gt; git remote -v</w:t>
+      </w:r>
+    </w:p>
+    <w:p>
+      <w:pPr>
+        <w:rPr>
+          <w:lang w:val="en-US"/>
+        </w:rPr>
+      </w:pPr>
+      <w:r>
+        <w:rPr>
+          <w:lang w:val="en-US"/>
+        </w:rPr>
+        <w:t>origin  https://github.com/Djoko1234/dbs-dataverify.git (fetch)</w:t>
+      </w:r>
+    </w:p>
+    <w:p>
+      <w:pPr>
+        <w:rPr>
+          <w:lang w:val="en-US"/>
+        </w:rPr>
+      </w:pPr>
+      <w:r>
+        <w:rPr>
+          <w:lang w:val="en-US"/>
+        </w:rPr>
+        <w:t>origin  https://github.com/Djoko1234/dbs-dataverify.git (push)</w:t>
+      </w:r>
+    </w:p>
+    <w:p>
+      <w:pPr>
+        <w:rPr>
+          <w:lang w:val="en-US"/>
+        </w:rPr>
+      </w:pPr>
+      <w:r>
+        <w:rPr>
+          <w:lang w:val="en-US"/>
+        </w:rPr>
+        <w:t>PS C:\Users\STEVE DJOKO\</w:t>
+      </w:r>
+      <w:proofErr w:type="spellStart"/>
+      <w:r>
+        <w:rPr>
+          <w:lang w:val="en-US"/>
+        </w:rPr>
+        <w:t>dbs-dataverify</w:t>
+      </w:r>
+      <w:proofErr w:type="spellEnd"/>
+      <w:r>
+        <w:rPr>
+          <w:lang w:val="en-US"/>
+        </w:rPr>
+        <w:t>&gt; git push -u origin main</w:t>
+      </w:r>
+    </w:p>
+    <w:p>
+      <w:pPr>
+        <w:rPr>
+          <w:lang w:val="en-US"/>
+        </w:rPr>
+      </w:pPr>
+      <w:r>
+        <w:rPr>
+          <w:lang w:val="en-US"/>
+        </w:rPr>
+        <w:t>Enumerating objects: 11, done.</w:t>
+      </w:r>
+    </w:p>
+    <w:p>
+      <w:pPr>
+        <w:rPr>
+          <w:lang w:val="en-US"/>
+        </w:rPr>
+      </w:pPr>
+      <w:r>
+        <w:rPr>
+          <w:lang w:val="en-US"/>
+        </w:rPr>
+        <w:t>Counting objects: 100% (11/11), done.</w:t>
+      </w:r>
+    </w:p>
+    <w:p>
+      <w:pPr>
+        <w:rPr>
+          <w:lang w:val="en-US"/>
+        </w:rPr>
+      </w:pPr>
+      <w:r>
+        <w:rPr>
+          <w:lang w:val="en-US"/>
+        </w:rPr>
+        <w:t>Delta compression using up to 8 threads</w:t>
+      </w:r>
+    </w:p>
+    <w:p>
+      <w:pPr>
+        <w:rPr>
+          <w:lang w:val="en-US"/>
+        </w:rPr>
+      </w:pPr>
+      <w:r>
+        <w:rPr>
+          <w:lang w:val="en-US"/>
+        </w:rPr>
+        <w:t>Compressing objects: 100% (8/8), done.</w:t>
+      </w:r>
+    </w:p>
+    <w:p>
+      <w:pPr>
+        <w:rPr>
+          <w:lang w:val="en-US"/>
+        </w:rPr>
+      </w:pPr>
+      <w:r>
+        <w:rPr>
+          <w:lang w:val="en-US"/>
+        </w:rPr>
+        <w:t>Writing objects: 100% (9/9), 77.25 KiB | 8.58 MiB/s, done.</w:t>
+      </w:r>
+    </w:p>
+    <w:p>
+      <w:pPr>
+        <w:rPr>
+          <w:lang w:val="en-US"/>
+        </w:rPr>
+      </w:pPr>
+      <w:r>
+        <w:rPr>
+          <w:lang w:val="en-US"/>
+        </w:rPr>
+        <w:t>Total 9 (delta 2), reused 0 (delta 0), pack-reused 0 (from 0)</w:t>
+      </w:r>
+    </w:p>
+    <w:p>
+      <w:pPr>
+        <w:rPr>
+          <w:lang w:val="en-US"/>
+        </w:rPr>
+      </w:pPr>
+      <w:r>
+        <w:rPr>
+          <w:lang w:val="en-US"/>
+        </w:rPr>
+        <w:t>remote: Resolving deltas: 100% (2/2), completed with 1 local object.</w:t>
+      </w:r>
+    </w:p>
+    <w:p>
+      <w:pPr>
+        <w:rPr>
+          <w:lang w:val="en-US"/>
+        </w:rPr>
+      </w:pPr>
+      <w:r>
+        <w:rPr>
+          <w:lang w:val="en-US"/>
+        </w:rPr>
+        <w:t>To https://github.com/Djoko1234/dbs-dataverify.git</w:t>
+      </w:r>
+    </w:p>
+    <w:p>
+      <w:pPr>
+        <w:rPr>
+          <w:lang w:val="en-US"/>
+        </w:rPr>
+      </w:pPr>
+      <w:r>
+        <w:rPr>
+          <w:lang w:val="en-US"/>
+        </w:rPr>
+        <w:t xml:space="preserve">   b4be231..39b5aca  main -&gt; main</w:t>
+      </w:r>
+    </w:p>
+    <w:p>
+      <w:pPr>
+        <w:rPr>
+          <w:lang w:val="en-US"/>
+        </w:rPr>
+      </w:pPr>
+      <w:r>
+        <w:rPr>
+          <w:lang w:val="en-US"/>
+        </w:rPr>
+        <w:t>branch 'main' set up to track 'origin/main'.</w:t>
+      </w:r>
+    </w:p>
+    <w:p>
+      <w:pPr>
+        <w:rPr>
+          <w:lang w:val="en-US"/>
+        </w:rPr>
+      </w:pPr>
+      <w:r>
+        <w:rPr>
+          <w:lang w:val="en-US"/>
+        </w:rPr>
+        <w:t>PS C:\Users\STEVE DJOKO\</w:t>
+      </w:r>
+      <w:proofErr w:type="spellStart"/>
+      <w:r>
+        <w:rPr>
+          <w:lang w:val="en-US"/>
+        </w:rPr>
+        <w:t>dbs-dataverify</w:t>
+      </w:r>
+      <w:proofErr w:type="spellEnd"/>
+      <w:r>
+        <w:rPr>
+          <w:lang w:val="en-US"/>
+        </w:rPr>
+        <w:t>&gt;</w:t>
+      </w:r>
+    </w:p>
     <w:sectPr>
       <w:pgSz w:w="11906" w:h="16838"/>
       <w:pgMar w:top="1417" w:right="1417" w:bottom="1417" w:left="1417" w:header="708" w:footer="708" w:gutter="0"/>
